--- a/FuentesCurso/UD 07. Utilidades para gestionar Docker/UD 07.01 - Caso practico 01 - Desarrollando con Visual Studio Code en un contenedor.docx
+++ b/FuentesCurso/UD 07. Utilidades para gestionar Docker/UD 07.01 - Caso practico 01 - Desarrollando con Visual Studio Code en un contenedor.docx
@@ -22,12 +22,13 @@
         <w:rPr>
           <w:rFonts w:ascii="Proxima Nova" w:cs="Proxima Nova" w:eastAsia="Proxima Nova" w:hAnsi="Proxima Nova"/>
           <w:b w:val="0"/>
+          <w:bCs w:val="0"/>
           <w:color w:val="669966"/>
           <w:sz w:val="48"/>
           <w:szCs w:val="48"/>
           <w:rtl w:val="0"/>
         </w:rPr>
-        <w:t xml:space="preserve">Introducción a Docker</w:t>
+        <w:t xml:space="preserve">Introducción a Docker y Kubernetes</w:t>
       </w:r>
       <w:r>
         <w:rPr>
@@ -73,12 +74,12 @@
           <wp:inline distB="114300" distT="114300" distL="114300" distR="114300">
             <wp:extent cx="447675" cy="57150"/>
             <wp:effectExtent b="0" l="0" r="0" t="0"/>
-            <wp:docPr descr="short line" id="10" name="image11.png"/>
+            <wp:docPr descr="short line" id="10" name="image2.png"/>
             <a:graphic>
               <a:graphicData uri="http://schemas.openxmlformats.org/drawingml/2006/picture">
                 <pic:pic>
                   <pic:nvPicPr>
-                    <pic:cNvPr descr="short line" id="0" name="image11.png"/>
+                    <pic:cNvPr descr="short line" id="0" name="image2.png"/>
                     <pic:cNvPicPr preferRelativeResize="0"/>
                   </pic:nvPicPr>
                   <pic:blipFill>
@@ -147,12 +148,12 @@
           <wp:inline distB="114300" distT="114300" distL="114300" distR="114300">
             <wp:extent cx="6120000" cy="444500"/>
             <wp:effectExtent b="0" l="0" r="0" t="0"/>
-            <wp:docPr id="9" name="image2.png"/>
+            <wp:docPr id="9" name="image1.png"/>
             <a:graphic>
               <a:graphicData uri="http://schemas.openxmlformats.org/drawingml/2006/picture">
                 <pic:pic>
                   <pic:nvPicPr>
-                    <pic:cNvPr id="0" name="image2.png"/>
+                    <pic:cNvPr id="0" name="image1.png"/>
                     <pic:cNvPicPr preferRelativeResize="0"/>
                   </pic:nvPicPr>
                   <pic:blipFill>
@@ -255,7 +256,7 @@
           <w:szCs w:val="32"/>
           <w:rtl w:val="0"/>
         </w:rPr>
-        <w:t xml:space="preserve">Actualizado Febrero 2025</w:t>
+        <w:t xml:space="preserve">Actualizado Enero 2026</w:t>
       </w:r>
     </w:p>
     <w:p>
@@ -286,6 +287,7 @@
         <w:rPr>
           <w:rFonts w:ascii="Verdana" w:cs="Verdana" w:eastAsia="Verdana" w:hAnsi="Verdana"/>
           <w:b w:val="1"/>
+          <w:bCs w:val="1"/>
           <w:sz w:val="20"/>
           <w:szCs w:val="20"/>
         </w:rPr>
@@ -310,6 +312,7 @@
         <w:rPr>
           <w:rFonts w:ascii="Verdana" w:cs="Verdana" w:eastAsia="Verdana" w:hAnsi="Verdana"/>
           <w:b w:val="1"/>
+          <w:bCs w:val="1"/>
           <w:sz w:val="20"/>
           <w:szCs w:val="20"/>
           <w:rtl w:val="0"/>
@@ -338,12 +341,12 @@
             <wp:extent cx="922564" cy="322898"/>
             <wp:effectExtent b="0" l="0" r="0" t="0"/>
             <wp:wrapSquare wrapText="bothSides" distB="57150" distT="57150" distL="57150" distR="57150"/>
-            <wp:docPr id="5" name="image10.png"/>
+            <wp:docPr id="5" name="image4.png"/>
             <a:graphic>
               <a:graphicData uri="http://schemas.openxmlformats.org/drawingml/2006/picture">
                 <pic:pic>
                   <pic:nvPicPr>
-                    <pic:cNvPr id="0" name="image10.png"/>
+                    <pic:cNvPr id="0" name="image4.png"/>
                     <pic:cNvPicPr preferRelativeResize="0"/>
                   </pic:nvPicPr>
                   <pic:blipFill>
@@ -428,6 +431,7 @@
         <w:ind w:left="0" w:right="57" w:firstLine="0"/>
         <w:rPr>
           <w:b w:val="1"/>
+          <w:bCs w:val="1"/>
         </w:rPr>
       </w:pPr>
       <w:r>
@@ -441,6 +445,7 @@
       <w:r>
         <w:rPr>
           <w:b w:val="1"/>
+          <w:bCs w:val="1"/>
           <w:rtl w:val="0"/>
         </w:rPr>
         <w:t xml:space="preserve">Importante</w:t>
@@ -471,6 +476,7 @@
         <w:ind w:left="0" w:right="57" w:firstLine="0"/>
         <w:rPr>
           <w:b w:val="1"/>
+          <w:bCs w:val="1"/>
         </w:rPr>
       </w:pPr>
       <w:r>
@@ -494,6 +500,7 @@
       <w:r>
         <w:rPr>
           <w:b w:val="1"/>
+          <w:bCs w:val="1"/>
           <w:rtl w:val="0"/>
         </w:rPr>
         <w:t xml:space="preserve">Atención</w:t>
@@ -525,6 +532,7 @@
         <w:rPr>
           <w:rFonts w:ascii="Arial" w:cs="Arial" w:eastAsia="Arial" w:hAnsi="Arial"/>
           <w:b w:val="1"/>
+          <w:bCs w:val="1"/>
           <w:smallCaps w:val="1"/>
           <w:sz w:val="16"/>
           <w:szCs w:val="16"/>
@@ -547,6 +555,7 @@
       <w:r>
         <w:rPr>
           <w:b w:val="1"/>
+          <w:bCs w:val="1"/>
           <w:rtl w:val="0"/>
         </w:rPr>
         <w:t xml:space="preserve">Interesante</w:t>
@@ -559,6 +568,7 @@
     </w:p>
     <w:sdt>
       <w:sdtPr>
+        <w:id w:val="1037484477"/>
         <w:docPartObj>
           <w:docPartGallery w:val="Table of Contents"/>
           <w:docPartUnique w:val="1"/>
@@ -576,6 +586,7 @@
             <w:rPr>
               <w:rFonts w:ascii="Verdana" w:cs="Verdana" w:eastAsia="Verdana" w:hAnsi="Verdana"/>
               <w:b w:val="1"/>
+              <w:bCs w:val="1"/>
               <w:sz w:val="16"/>
               <w:szCs w:val="16"/>
             </w:rPr>
@@ -589,6 +600,7 @@
             <w:rPr>
               <w:rFonts w:ascii="Arial" w:cs="Arial" w:eastAsia="Arial" w:hAnsi="Arial"/>
               <w:b w:val="1"/>
+              <w:bCs w:val="1"/>
               <w:smallCaps w:val="1"/>
               <w:sz w:val="16"/>
               <w:szCs w:val="16"/>
@@ -601,6 +613,7 @@
               <w:rPr>
                 <w:rFonts w:ascii="Verdana" w:cs="Verdana" w:eastAsia="Verdana" w:hAnsi="Verdana"/>
                 <w:b w:val="1"/>
+                <w:bCs w:val="1"/>
                 <w:sz w:val="16"/>
                 <w:szCs w:val="16"/>
                 <w:rtl w:val="0"/>
@@ -612,6 +625,7 @@
             <w:rPr>
               <w:rFonts w:ascii="Verdana" w:cs="Verdana" w:eastAsia="Verdana" w:hAnsi="Verdana"/>
               <w:b w:val="1"/>
+              <w:bCs w:val="1"/>
               <w:sz w:val="16"/>
               <w:szCs w:val="16"/>
               <w:rtl w:val="0"/>
@@ -627,6 +641,7 @@
             <w:rPr>
               <w:rFonts w:ascii="Verdana" w:cs="Verdana" w:eastAsia="Verdana" w:hAnsi="Verdana"/>
               <w:b w:val="1"/>
+              <w:bCs w:val="1"/>
               <w:sz w:val="16"/>
               <w:szCs w:val="16"/>
               <w:rtl w:val="0"/>
@@ -653,6 +668,7 @@
             <w:rPr>
               <w:rFonts w:ascii="Verdana" w:cs="Verdana" w:eastAsia="Verdana" w:hAnsi="Verdana"/>
               <w:b w:val="1"/>
+              <w:bCs w:val="1"/>
               <w:sz w:val="16"/>
               <w:szCs w:val="16"/>
             </w:rPr>
@@ -661,6 +677,7 @@
             <w:rPr>
               <w:rFonts w:ascii="Arial" w:cs="Arial" w:eastAsia="Arial" w:hAnsi="Arial"/>
               <w:b w:val="1"/>
+              <w:bCs w:val="1"/>
               <w:smallCaps w:val="1"/>
               <w:sz w:val="16"/>
               <w:szCs w:val="16"/>
@@ -673,6 +690,7 @@
               <w:rPr>
                 <w:rFonts w:ascii="Verdana" w:cs="Verdana" w:eastAsia="Verdana" w:hAnsi="Verdana"/>
                 <w:b w:val="1"/>
+                <w:bCs w:val="1"/>
                 <w:sz w:val="16"/>
                 <w:szCs w:val="16"/>
                 <w:rtl w:val="0"/>
@@ -684,6 +702,7 @@
             <w:rPr>
               <w:rFonts w:ascii="Verdana" w:cs="Verdana" w:eastAsia="Verdana" w:hAnsi="Verdana"/>
               <w:b w:val="1"/>
+              <w:bCs w:val="1"/>
               <w:sz w:val="16"/>
               <w:szCs w:val="16"/>
               <w:rtl w:val="0"/>
@@ -699,6 +718,7 @@
             <w:rPr>
               <w:rFonts w:ascii="Verdana" w:cs="Verdana" w:eastAsia="Verdana" w:hAnsi="Verdana"/>
               <w:b w:val="1"/>
+              <w:bCs w:val="1"/>
               <w:sz w:val="16"/>
               <w:szCs w:val="16"/>
               <w:rtl w:val="0"/>
@@ -725,6 +745,7 @@
             <w:rPr>
               <w:rFonts w:ascii="Verdana" w:cs="Verdana" w:eastAsia="Verdana" w:hAnsi="Verdana"/>
               <w:b w:val="1"/>
+              <w:bCs w:val="1"/>
               <w:sz w:val="16"/>
               <w:szCs w:val="16"/>
             </w:rPr>
@@ -733,6 +754,7 @@
             <w:rPr>
               <w:rFonts w:ascii="Arial" w:cs="Arial" w:eastAsia="Arial" w:hAnsi="Arial"/>
               <w:b w:val="1"/>
+              <w:bCs w:val="1"/>
               <w:smallCaps w:val="1"/>
               <w:sz w:val="16"/>
               <w:szCs w:val="16"/>
@@ -745,6 +767,7 @@
               <w:rPr>
                 <w:rFonts w:ascii="Verdana" w:cs="Verdana" w:eastAsia="Verdana" w:hAnsi="Verdana"/>
                 <w:b w:val="1"/>
+                <w:bCs w:val="1"/>
                 <w:sz w:val="16"/>
                 <w:szCs w:val="16"/>
                 <w:rtl w:val="0"/>
@@ -756,6 +779,7 @@
             <w:rPr>
               <w:rFonts w:ascii="Verdana" w:cs="Verdana" w:eastAsia="Verdana" w:hAnsi="Verdana"/>
               <w:b w:val="1"/>
+              <w:bCs w:val="1"/>
               <w:sz w:val="16"/>
               <w:szCs w:val="16"/>
               <w:rtl w:val="0"/>
@@ -771,6 +795,7 @@
             <w:rPr>
               <w:rFonts w:ascii="Verdana" w:cs="Verdana" w:eastAsia="Verdana" w:hAnsi="Verdana"/>
               <w:b w:val="1"/>
+              <w:bCs w:val="1"/>
               <w:sz w:val="16"/>
               <w:szCs w:val="16"/>
               <w:rtl w:val="0"/>
@@ -797,6 +822,7 @@
             <w:rPr>
               <w:rFonts w:ascii="Verdana" w:cs="Verdana" w:eastAsia="Verdana" w:hAnsi="Verdana"/>
               <w:b w:val="1"/>
+              <w:bCs w:val="1"/>
               <w:sz w:val="16"/>
               <w:szCs w:val="16"/>
             </w:rPr>
@@ -805,6 +831,7 @@
             <w:rPr>
               <w:rFonts w:ascii="Arial" w:cs="Arial" w:eastAsia="Arial" w:hAnsi="Arial"/>
               <w:b w:val="1"/>
+              <w:bCs w:val="1"/>
               <w:smallCaps w:val="1"/>
               <w:sz w:val="16"/>
               <w:szCs w:val="16"/>
@@ -817,6 +844,7 @@
               <w:rPr>
                 <w:rFonts w:ascii="Verdana" w:cs="Verdana" w:eastAsia="Verdana" w:hAnsi="Verdana"/>
                 <w:b w:val="1"/>
+                <w:bCs w:val="1"/>
                 <w:sz w:val="16"/>
                 <w:szCs w:val="16"/>
                 <w:rtl w:val="0"/>
@@ -828,6 +856,7 @@
             <w:rPr>
               <w:rFonts w:ascii="Verdana" w:cs="Verdana" w:eastAsia="Verdana" w:hAnsi="Verdana"/>
               <w:b w:val="1"/>
+              <w:bCs w:val="1"/>
               <w:sz w:val="16"/>
               <w:szCs w:val="16"/>
               <w:rtl w:val="0"/>
@@ -843,6 +872,7 @@
             <w:rPr>
               <w:rFonts w:ascii="Verdana" w:cs="Verdana" w:eastAsia="Verdana" w:hAnsi="Verdana"/>
               <w:b w:val="1"/>
+              <w:bCs w:val="1"/>
               <w:sz w:val="16"/>
               <w:szCs w:val="16"/>
               <w:rtl w:val="0"/>
@@ -969,7 +999,9 @@
       <w:r>
         <w:rPr>
           <w:b w:val="1"/>
+          <w:bCs w:val="1"/>
           <w:i w:val="1"/>
+          <w:iCs w:val="1"/>
           <w:rtl w:val="0"/>
         </w:rPr>
         <w:t xml:space="preserve">Visual Studio Code</w:t>
@@ -1102,12 +1134,12 @@
           <wp:inline distB="114300" distT="114300" distL="114300" distR="114300">
             <wp:extent cx="4680000" cy="2901600"/>
             <wp:effectExtent b="0" l="0" r="0" t="0"/>
-            <wp:docPr id="1" name="image6.png"/>
+            <wp:docPr id="1" name="image9.png"/>
             <a:graphic>
               <a:graphicData uri="http://schemas.openxmlformats.org/drawingml/2006/picture">
                 <pic:pic>
                   <pic:nvPicPr>
-                    <pic:cNvPr id="0" name="image6.png"/>
+                    <pic:cNvPr id="0" name="image9.png"/>
                     <pic:cNvPicPr preferRelativeResize="0"/>
                   </pic:nvPicPr>
                   <pic:blipFill>
@@ -1270,7 +1302,9 @@
       <w:r>
         <w:rPr>
           <w:b w:val="1"/>
+          <w:bCs w:val="1"/>
           <w:i w:val="1"/>
+          <w:iCs w:val="1"/>
           <w:rtl w:val="0"/>
         </w:rPr>
         <w:t xml:space="preserve">Apache+PHP</w:t>
@@ -1284,7 +1318,9 @@
       <w:r>
         <w:rPr>
           <w:b w:val="1"/>
+          <w:bCs w:val="1"/>
           <w:i w:val="1"/>
+          <w:iCs w:val="1"/>
           <w:rtl w:val="0"/>
         </w:rPr>
         <w:t xml:space="preserve">/var/www/html</w:t>
@@ -1298,6 +1334,7 @@
       <w:r>
         <w:rPr>
           <w:b w:val="1"/>
+          <w:bCs w:val="1"/>
           <w:rtl w:val="0"/>
         </w:rPr>
         <w:t xml:space="preserve">8080</w:t>
@@ -1508,12 +1545,12 @@
           <wp:inline distB="114300" distT="114300" distL="114300" distR="114300">
             <wp:extent cx="6120000" cy="4457700"/>
             <wp:effectExtent b="0" l="0" r="0" t="0"/>
-            <wp:docPr id="4" name="image8.png"/>
+            <wp:docPr id="4" name="image5.png"/>
             <a:graphic>
               <a:graphicData uri="http://schemas.openxmlformats.org/drawingml/2006/picture">
                 <pic:pic>
                   <pic:nvPicPr>
-                    <pic:cNvPr id="0" name="image8.png"/>
+                    <pic:cNvPr id="0" name="image5.png"/>
                     <pic:cNvPicPr preferRelativeResize="0"/>
                   </pic:nvPicPr>
                   <pic:blipFill>
@@ -1557,7 +1594,9 @@
       <w:r>
         <w:rPr>
           <w:b w:val="1"/>
+          <w:bCs w:val="1"/>
           <w:i w:val="1"/>
+          <w:iCs w:val="1"/>
           <w:rtl w:val="0"/>
         </w:rPr>
         <w:t xml:space="preserve">Containers</w:t>
@@ -1571,7 +1610,9 @@
       <w:r>
         <w:rPr>
           <w:b w:val="1"/>
+          <w:bCs w:val="1"/>
           <w:i w:val="1"/>
+          <w:iCs w:val="1"/>
           <w:rtl w:val="0"/>
         </w:rPr>
         <w:t xml:space="preserve">Images</w:t>
@@ -1585,7 +1626,9 @@
       <w:r>
         <w:rPr>
           <w:b w:val="1"/>
+          <w:bCs w:val="1"/>
           <w:i w:val="1"/>
+          <w:iCs w:val="1"/>
           <w:rtl w:val="0"/>
         </w:rPr>
         <w:t xml:space="preserve">Networks</w:t>
@@ -1599,7 +1642,9 @@
       <w:r>
         <w:rPr>
           <w:b w:val="1"/>
+          <w:bCs w:val="1"/>
           <w:i w:val="1"/>
+          <w:iCs w:val="1"/>
           <w:rtl w:val="0"/>
         </w:rPr>
         <w:t xml:space="preserve">Volumes</w:t>
@@ -1636,7 +1681,9 @@
       <w:r>
         <w:rPr>
           <w:b w:val="1"/>
+          <w:bCs w:val="1"/>
           <w:i w:val="1"/>
+          <w:iCs w:val="1"/>
           <w:rtl w:val="0"/>
         </w:rPr>
         <w:t xml:space="preserve">Containers</w:t>
@@ -1660,12 +1707,12 @@
           <wp:inline distB="114300" distT="114300" distL="114300" distR="114300">
             <wp:extent cx="2330288" cy="2373045"/>
             <wp:effectExtent b="0" l="0" r="0" t="0"/>
-            <wp:docPr id="8" name="image3.png"/>
+            <wp:docPr id="8" name="image6.png"/>
             <a:graphic>
               <a:graphicData uri="http://schemas.openxmlformats.org/drawingml/2006/picture">
                 <pic:pic>
                   <pic:nvPicPr>
-                    <pic:cNvPr id="0" name="image3.png"/>
+                    <pic:cNvPr id="0" name="image6.png"/>
                     <pic:cNvPicPr preferRelativeResize="0"/>
                   </pic:nvPicPr>
                   <pic:blipFill>
@@ -1734,7 +1781,9 @@
       <w:r>
         <w:rPr>
           <w:b w:val="1"/>
+          <w:bCs w:val="1"/>
           <w:i w:val="1"/>
+          <w:iCs w:val="1"/>
           <w:rtl w:val="0"/>
         </w:rPr>
         <w:t xml:space="preserve">Attach Visual Studio Code</w:t>
@@ -1758,12 +1807,12 @@
           <wp:inline distB="114300" distT="114300" distL="114300" distR="114300">
             <wp:extent cx="3056663" cy="975345"/>
             <wp:effectExtent b="0" l="0" r="0" t="0"/>
-            <wp:docPr id="3" name="image4.png"/>
+            <wp:docPr id="3" name="image8.png"/>
             <a:graphic>
               <a:graphicData uri="http://schemas.openxmlformats.org/drawingml/2006/picture">
                 <pic:pic>
                   <pic:nvPicPr>
-                    <pic:cNvPr id="0" name="image4.png"/>
+                    <pic:cNvPr id="0" name="image8.png"/>
                     <pic:cNvPicPr preferRelativeResize="0"/>
                   </pic:nvPicPr>
                   <pic:blipFill>
@@ -1828,6 +1877,7 @@
       <w:r>
         <w:rPr>
           <w:b w:val="1"/>
+          <w:bCs w:val="1"/>
           <w:rtl w:val="0"/>
         </w:rPr>
         <w:t xml:space="preserve">Atención: </w:t>
@@ -1858,7 +1908,9 @@
       <w:r>
         <w:rPr>
           <w:b w:val="1"/>
+          <w:bCs w:val="1"/>
           <w:i w:val="1"/>
+          <w:iCs w:val="1"/>
           <w:rtl w:val="0"/>
         </w:rPr>
         <w:t xml:space="preserve">/var/www/html</w:t>
@@ -1872,7 +1924,9 @@
       <w:r>
         <w:rPr>
           <w:b w:val="1"/>
+          <w:bCs w:val="1"/>
           <w:i w:val="1"/>
+          <w:iCs w:val="1"/>
           <w:rtl w:val="0"/>
         </w:rPr>
         <w:t xml:space="preserve">index.php</w:t>
@@ -1935,6 +1989,7 @@
               <w:rPr>
                 <w:rFonts w:ascii="Consolas" w:cs="Consolas" w:eastAsia="Consolas" w:hAnsi="Consolas"/>
                 <w:b w:val="1"/>
+                <w:bCs w:val="1"/>
                 <w:color w:val="999999"/>
                 <w:shd w:fill="f8f8f8" w:val="clear"/>
               </w:rPr>
@@ -1943,6 +1998,7 @@
               <w:rPr>
                 <w:rFonts w:ascii="Consolas" w:cs="Consolas" w:eastAsia="Consolas" w:hAnsi="Consolas"/>
                 <w:b w:val="1"/>
+                <w:bCs w:val="1"/>
                 <w:color w:val="999999"/>
                 <w:shd w:fill="f8f8f8" w:val="clear"/>
                 <w:rtl w:val="0"/>
@@ -1953,6 +2009,7 @@
               <w:rPr>
                 <w:rFonts w:ascii="Consolas" w:cs="Consolas" w:eastAsia="Consolas" w:hAnsi="Consolas"/>
                 <w:b w:val="1"/>
+                <w:bCs w:val="1"/>
                 <w:color w:val="333333"/>
                 <w:shd w:fill="f8f8f8" w:val="clear"/>
                 <w:rtl w:val="0"/>
@@ -1966,6 +2023,7 @@
               <w:rPr>
                 <w:rFonts w:ascii="Consolas" w:cs="Consolas" w:eastAsia="Consolas" w:hAnsi="Consolas"/>
                 <w:b w:val="1"/>
+                <w:bCs w:val="1"/>
                 <w:color w:val="999999"/>
                 <w:shd w:fill="f8f8f8" w:val="clear"/>
                 <w:rtl w:val="0"/>
@@ -2013,12 +2071,12 @@
           <wp:inline distB="114300" distT="114300" distL="114300" distR="114300">
             <wp:extent cx="6120000" cy="3644900"/>
             <wp:effectExtent b="0" l="0" r="0" t="0"/>
-            <wp:docPr id="6" name="image9.png"/>
+            <wp:docPr id="6" name="image10.png"/>
             <a:graphic>
               <a:graphicData uri="http://schemas.openxmlformats.org/drawingml/2006/picture">
                 <pic:pic>
                   <pic:nvPicPr>
-                    <pic:cNvPr id="0" name="image9.png"/>
+                    <pic:cNvPr id="0" name="image10.png"/>
                     <pic:cNvPicPr preferRelativeResize="0"/>
                   </pic:nvPicPr>
                   <pic:blipFill>
@@ -2062,7 +2120,9 @@
       <w:r>
         <w:rPr>
           <w:b w:val="1"/>
+          <w:bCs w:val="1"/>
           <w:i w:val="1"/>
+          <w:iCs w:val="1"/>
           <w:rtl w:val="0"/>
         </w:rPr>
         <w:t xml:space="preserve">/var/www/html</w:t>
@@ -2135,12 +2195,12 @@
           <wp:inline distB="114300" distT="114300" distL="114300" distR="114300">
             <wp:extent cx="6120000" cy="3619500"/>
             <wp:effectExtent b="0" l="0" r="0" t="0"/>
-            <wp:docPr id="2" name="image5.png"/>
+            <wp:docPr id="2" name="image3.png"/>
             <a:graphic>
               <a:graphicData uri="http://schemas.openxmlformats.org/drawingml/2006/picture">
                 <pic:pic>
                   <pic:nvPicPr>
-                    <pic:cNvPr id="0" name="image5.png"/>
+                    <pic:cNvPr id="0" name="image3.png"/>
                     <pic:cNvPicPr preferRelativeResize="0"/>
                   </pic:nvPicPr>
                   <pic:blipFill>
@@ -2458,7 +2518,7 @@
         <w:szCs w:val="18"/>
         <w:rtl w:val="0"/>
       </w:rPr>
-      <w:t xml:space="preserve">Curso Introducción a Docker </w:t>
+      <w:t xml:space="preserve">Curso Introducción a Docker y Kubernetes</w:t>
       <w:tab/>
       <w:tab/>
       <w:t xml:space="preserve">UD07. Caso práctico 01</w:t>
@@ -2602,11 +2662,19 @@
       </w:pPr>
     </w:pPrDefault>
   </w:docDefaults>
+  <w:style w:type="table" w:styleId="TableNormal" w:default="1">
+    <w:name w:val="TableNormal"/>
+    <w:tblPr>
+      <w:tblCellMar>
+        <w:top w:w="100.0" w:type="dxa"/>
+        <w:left w:w="100.0" w:type="dxa"/>
+        <w:bottom w:w="100.0" w:type="dxa"/>
+        <w:right w:w="100.0" w:type="dxa"/>
+      </w:tblCellMar>
+    </w:tblPr>
+  </w:style>
   <w:style w:type="paragraph" w:styleId="Normal" w:default="1">
     <w:name w:val="normal"/>
-  </w:style>
-  <w:style w:type="table" w:styleId="TableNormal" w:default="1">
-    <w:name w:val="Table Normal"/>
   </w:style>
   <w:style w:type="paragraph" w:styleId="Heading1">
     <w:name w:val="heading 1"/>
@@ -2654,6 +2722,7 @@
     <w:rPr>
       <w:rFonts w:ascii="Arial" w:cs="Arial" w:eastAsia="Arial" w:hAnsi="Arial"/>
       <w:b w:val="0"/>
+      <w:bCs w:val="0"/>
       <w:smallCaps w:val="0"/>
       <w:color w:val="669966"/>
       <w:sz w:val="22"/>
@@ -2674,7 +2743,9 @@
     <w:rPr>
       <w:rFonts w:ascii="Arial" w:cs="Arial" w:eastAsia="Arial" w:hAnsi="Arial"/>
       <w:b w:val="1"/>
+      <w:bCs w:val="1"/>
       <w:i w:val="1"/>
+      <w:iCs w:val="1"/>
       <w:smallCaps w:val="0"/>
       <w:sz w:val="21"/>
       <w:szCs w:val="21"/>
@@ -2695,6 +2766,7 @@
     <w:rPr>
       <w:rFonts w:ascii="Arial" w:cs="Arial" w:eastAsia="Arial" w:hAnsi="Arial"/>
       <w:b w:val="1"/>
+      <w:bCs w:val="1"/>
       <w:smallCaps w:val="1"/>
       <w:sz w:val="24"/>
       <w:szCs w:val="24"/>
@@ -2712,6 +2784,7 @@
     </w:pPr>
     <w:rPr>
       <w:b w:val="1"/>
+      <w:bCs w:val="1"/>
       <w:sz w:val="20"/>
       <w:szCs w:val="20"/>
     </w:rPr>
@@ -2728,6 +2801,7 @@
     </w:pPr>
     <w:rPr>
       <w:b w:val="1"/>
+      <w:bCs w:val="1"/>
       <w:sz w:val="72"/>
       <w:szCs w:val="72"/>
     </w:rPr>
@@ -2745,6 +2819,7 @@
     <w:rPr>
       <w:rFonts w:ascii="Georgia" w:cs="Georgia" w:eastAsia="Georgia" w:hAnsi="Georgia"/>
       <w:i w:val="1"/>
+      <w:iCs w:val="1"/>
       <w:color w:val="666666"/>
       <w:sz w:val="48"/>
       <w:szCs w:val="48"/>
@@ -2755,12 +2830,6 @@
     <w:tblPr>
       <w:tblStyleRowBandSize w:val="1"/>
       <w:tblStyleColBandSize w:val="1"/>
-      <w:tblCellMar>
-        <w:top w:w="100.0" w:type="dxa"/>
-        <w:left w:w="100.0" w:type="dxa"/>
-        <w:bottom w:w="100.0" w:type="dxa"/>
-        <w:right w:w="100.0" w:type="dxa"/>
-      </w:tblCellMar>
     </w:tblPr>
   </w:style>
   <w:style w:type="table" w:styleId="Table2">
@@ -2768,12 +2837,6 @@
     <w:tblPr>
       <w:tblStyleRowBandSize w:val="1"/>
       <w:tblStyleColBandSize w:val="1"/>
-      <w:tblCellMar>
-        <w:top w:w="100.0" w:type="dxa"/>
-        <w:left w:w="100.0" w:type="dxa"/>
-        <w:bottom w:w="100.0" w:type="dxa"/>
-        <w:right w:w="100.0" w:type="dxa"/>
-      </w:tblCellMar>
     </w:tblPr>
   </w:style>
 </w:styles>

--- a/FuentesCurso/UD 07. Utilidades para gestionar Docker/UD 07.01 - Caso practico 01 - Desarrollando con Visual Studio Code en un contenedor.docx
+++ b/FuentesCurso/UD 07. Utilidades para gestionar Docker/UD 07.01 - Caso practico 01 - Desarrollando con Visual Studio Code en un contenedor.docx
@@ -74,12 +74,12 @@
           <wp:inline distB="114300" distT="114300" distL="114300" distR="114300">
             <wp:extent cx="447675" cy="57150"/>
             <wp:effectExtent b="0" l="0" r="0" t="0"/>
-            <wp:docPr descr="short line" id="10" name="image2.png"/>
+            <wp:docPr descr="short line" id="10" name="image3.png"/>
             <a:graphic>
               <a:graphicData uri="http://schemas.openxmlformats.org/drawingml/2006/picture">
                 <pic:pic>
                   <pic:nvPicPr>
-                    <pic:cNvPr descr="short line" id="0" name="image2.png"/>
+                    <pic:cNvPr descr="short line" id="0" name="image3.png"/>
                     <pic:cNvPicPr preferRelativeResize="0"/>
                   </pic:nvPicPr>
                   <pic:blipFill>
@@ -341,12 +341,12 @@
             <wp:extent cx="922564" cy="322898"/>
             <wp:effectExtent b="0" l="0" r="0" t="0"/>
             <wp:wrapSquare wrapText="bothSides" distB="57150" distT="57150" distL="57150" distR="57150"/>
-            <wp:docPr id="5" name="image4.png"/>
+            <wp:docPr id="5" name="image2.png"/>
             <a:graphic>
               <a:graphicData uri="http://schemas.openxmlformats.org/drawingml/2006/picture">
                 <pic:pic>
                   <pic:nvPicPr>
-                    <pic:cNvPr id="0" name="image4.png"/>
+                    <pic:cNvPr id="0" name="image2.png"/>
                     <pic:cNvPicPr preferRelativeResize="0"/>
                   </pic:nvPicPr>
                   <pic:blipFill>
@@ -568,7 +568,7 @@
     </w:p>
     <w:sdt>
       <w:sdtPr>
-        <w:id w:val="1037484477"/>
+        <w:id w:val="1100070407"/>
         <w:docPartObj>
           <w:docPartGallery w:val="Table of Contents"/>
           <w:docPartUnique w:val="1"/>
@@ -1134,12 +1134,12 @@
           <wp:inline distB="114300" distT="114300" distL="114300" distR="114300">
             <wp:extent cx="4680000" cy="2901600"/>
             <wp:effectExtent b="0" l="0" r="0" t="0"/>
-            <wp:docPr id="1" name="image9.png"/>
+            <wp:docPr id="1" name="image7.png"/>
             <a:graphic>
               <a:graphicData uri="http://schemas.openxmlformats.org/drawingml/2006/picture">
                 <pic:pic>
                   <pic:nvPicPr>
-                    <pic:cNvPr id="0" name="image9.png"/>
+                    <pic:cNvPr id="0" name="image7.png"/>
                     <pic:cNvPicPr preferRelativeResize="0"/>
                   </pic:nvPicPr>
                   <pic:blipFill>
@@ -1475,12 +1475,12 @@
           <wp:inline distB="114300" distT="114300" distL="114300" distR="114300">
             <wp:extent cx="6120000" cy="952500"/>
             <wp:effectExtent b="0" l="0" r="0" t="0"/>
-            <wp:docPr id="7" name="image7.png"/>
+            <wp:docPr id="7" name="image5.png"/>
             <a:graphic>
               <a:graphicData uri="http://schemas.openxmlformats.org/drawingml/2006/picture">
                 <pic:pic>
                   <pic:nvPicPr>
-                    <pic:cNvPr id="0" name="image7.png"/>
+                    <pic:cNvPr id="0" name="image5.png"/>
                     <pic:cNvPicPr preferRelativeResize="0"/>
                   </pic:nvPicPr>
                   <pic:blipFill>
@@ -1545,12 +1545,12 @@
           <wp:inline distB="114300" distT="114300" distL="114300" distR="114300">
             <wp:extent cx="6120000" cy="4457700"/>
             <wp:effectExtent b="0" l="0" r="0" t="0"/>
-            <wp:docPr id="4" name="image5.png"/>
+            <wp:docPr id="4" name="image10.png"/>
             <a:graphic>
               <a:graphicData uri="http://schemas.openxmlformats.org/drawingml/2006/picture">
                 <pic:pic>
                   <pic:nvPicPr>
-                    <pic:cNvPr id="0" name="image5.png"/>
+                    <pic:cNvPr id="0" name="image10.png"/>
                     <pic:cNvPicPr preferRelativeResize="0"/>
                   </pic:nvPicPr>
                   <pic:blipFill>
@@ -1707,12 +1707,12 @@
           <wp:inline distB="114300" distT="114300" distL="114300" distR="114300">
             <wp:extent cx="2330288" cy="2373045"/>
             <wp:effectExtent b="0" l="0" r="0" t="0"/>
-            <wp:docPr id="8" name="image6.png"/>
+            <wp:docPr id="8" name="image9.png"/>
             <a:graphic>
               <a:graphicData uri="http://schemas.openxmlformats.org/drawingml/2006/picture">
                 <pic:pic>
                   <pic:nvPicPr>
-                    <pic:cNvPr id="0" name="image6.png"/>
+                    <pic:cNvPr id="0" name="image9.png"/>
                     <pic:cNvPicPr preferRelativeResize="0"/>
                   </pic:nvPicPr>
                   <pic:blipFill>
@@ -1807,12 +1807,12 @@
           <wp:inline distB="114300" distT="114300" distL="114300" distR="114300">
             <wp:extent cx="3056663" cy="975345"/>
             <wp:effectExtent b="0" l="0" r="0" t="0"/>
-            <wp:docPr id="3" name="image8.png"/>
+            <wp:docPr id="3" name="image4.png"/>
             <a:graphic>
               <a:graphicData uri="http://schemas.openxmlformats.org/drawingml/2006/picture">
                 <pic:pic>
                   <pic:nvPicPr>
-                    <pic:cNvPr id="0" name="image8.png"/>
+                    <pic:cNvPr id="0" name="image4.png"/>
                     <pic:cNvPicPr preferRelativeResize="0"/>
                   </pic:nvPicPr>
                   <pic:blipFill>
@@ -2071,12 +2071,12 @@
           <wp:inline distB="114300" distT="114300" distL="114300" distR="114300">
             <wp:extent cx="6120000" cy="3644900"/>
             <wp:effectExtent b="0" l="0" r="0" t="0"/>
-            <wp:docPr id="6" name="image10.png"/>
+            <wp:docPr id="6" name="image6.png"/>
             <a:graphic>
               <a:graphicData uri="http://schemas.openxmlformats.org/drawingml/2006/picture">
                 <pic:pic>
                   <pic:nvPicPr>
-                    <pic:cNvPr id="0" name="image10.png"/>
+                    <pic:cNvPr id="0" name="image6.png"/>
                     <pic:cNvPicPr preferRelativeResize="0"/>
                   </pic:nvPicPr>
                   <pic:blipFill>
@@ -2195,12 +2195,12 @@
           <wp:inline distB="114300" distT="114300" distL="114300" distR="114300">
             <wp:extent cx="6120000" cy="3619500"/>
             <wp:effectExtent b="0" l="0" r="0" t="0"/>
-            <wp:docPr id="2" name="image3.png"/>
+            <wp:docPr id="2" name="image8.png"/>
             <a:graphic>
               <a:graphicData uri="http://schemas.openxmlformats.org/drawingml/2006/picture">
                 <pic:pic>
                   <pic:nvPicPr>
-                    <pic:cNvPr id="0" name="image3.png"/>
+                    <pic:cNvPr id="0" name="image8.png"/>
                     <pic:cNvPicPr preferRelativeResize="0"/>
                   </pic:nvPicPr>
                   <pic:blipFill>
@@ -2397,7 +2397,7 @@
         <w:szCs w:val="18"/>
         <w:rtl w:val="0"/>
       </w:rPr>
-      <w:t xml:space="preserve">Curso Introducción a Docker</w:t>
+      <w:t xml:space="preserve">Curso Introducción a Docker y Kubernetes</w:t>
       <w:tab/>
       <w:tab/>
       <w:t xml:space="preserve">UD07 - Página </w:t>
